--- a/report/ComNet/探究实验3-DNS协议分析.docx
+++ b/report/ComNet/探究实验3-DNS协议分析.docx
@@ -995,11 +995,171 @@
         <w:pStyle w:val="aa"/>
         <w:ind w:left="720" w:firstLineChars="0" w:firstLine="0"/>
         <w:rPr>
-          <w:rFonts w:ascii="Microsoft YaHei" w:eastAsia="Microsoft YaHei" w:hAnsi="Microsoft YaHei" w:hint="eastAsia"/>
-          <w:sz w:val="24"/>
-          <w:szCs w:val="24"/>
-        </w:rPr>
-      </w:pPr>
+          <w:rFonts w:ascii="Microsoft YaHei" w:eastAsia="Microsoft YaHei" w:hAnsi="Microsoft YaHei"/>
+          <w:sz w:val="24"/>
+          <w:szCs w:val="24"/>
+        </w:rPr>
+      </w:pPr>
+      <w:r>
+        <w:rPr>
+          <w:rFonts w:ascii="Microsoft YaHei" w:eastAsia="Microsoft YaHei" w:hAnsi="Microsoft YaHei"/>
+          <w:sz w:val="24"/>
+          <w:szCs w:val="24"/>
+        </w:rPr>
+        <w:drawing>
+          <wp:inline distT="0" distB="0" distL="0" distR="0" wp14:anchorId="5DEA0507" wp14:editId="4515D5F8">
+            <wp:extent cx="5274310" cy="1388110"/>
+            <wp:effectExtent l="0" t="0" r="2540" b="2540"/>
+            <wp:docPr id="773230845" name="图片 1"/>
+            <wp:cNvGraphicFramePr>
+              <a:graphicFrameLocks xmlns:a="http://schemas.openxmlformats.org/drawingml/2006/main" noChangeAspect="1"/>
+            </wp:cNvGraphicFramePr>
+            <a:graphic xmlns:a="http://schemas.openxmlformats.org/drawingml/2006/main">
+              <a:graphicData uri="http://schemas.openxmlformats.org/drawingml/2006/picture">
+                <pic:pic xmlns:pic="http://schemas.openxmlformats.org/drawingml/2006/picture">
+                  <pic:nvPicPr>
+                    <pic:cNvPr id="773230845" name=""/>
+                    <pic:cNvPicPr/>
+                  </pic:nvPicPr>
+                  <pic:blipFill>
+                    <a:blip r:embed="rId9"/>
+                    <a:stretch>
+                      <a:fillRect/>
+                    </a:stretch>
+                  </pic:blipFill>
+                  <pic:spPr>
+                    <a:xfrm>
+                      <a:off x="0" y="0"/>
+                      <a:ext cx="5274310" cy="1388110"/>
+                    </a:xfrm>
+                    <a:prstGeom prst="rect">
+                      <a:avLst/>
+                    </a:prstGeom>
+                  </pic:spPr>
+                </pic:pic>
+              </a:graphicData>
+            </a:graphic>
+          </wp:inline>
+        </w:drawing>
+      </w:r>
+    </w:p>
+    <w:p>
+      <w:pPr>
+        <w:pStyle w:val="aa"/>
+        <w:ind w:left="720" w:firstLineChars="0" w:firstLine="0"/>
+        <w:rPr>
+          <w:rFonts w:ascii="Microsoft YaHei" w:eastAsia="Microsoft YaHei" w:hAnsi="Microsoft YaHei"/>
+          <w:color w:val="FF0000"/>
+          <w:sz w:val="24"/>
+          <w:szCs w:val="24"/>
+        </w:rPr>
+      </w:pPr>
+      <w:r>
+        <w:rPr>
+          <w:rFonts w:ascii="Microsoft YaHei" w:eastAsia="Microsoft YaHei" w:hAnsi="Microsoft YaHei" w:hint="eastAsia"/>
+          <w:color w:val="FF0000"/>
+          <w:sz w:val="24"/>
+          <w:szCs w:val="24"/>
+        </w:rPr>
+        <w:t>过滤器输入</w:t>
+      </w:r>
+      <w:proofErr w:type="spellStart"/>
+      <w:r>
+        <w:rPr>
+          <w:rFonts w:ascii="Microsoft YaHei" w:eastAsia="Microsoft YaHei" w:hAnsi="Microsoft YaHei" w:hint="eastAsia"/>
+          <w:color w:val="FF0000"/>
+          <w:sz w:val="24"/>
+          <w:szCs w:val="24"/>
+        </w:rPr>
+        <w:t>dns</w:t>
+      </w:r>
+      <w:proofErr w:type="spellEnd"/>
+    </w:p>
+    <w:p>
+      <w:pPr>
+        <w:pStyle w:val="aa"/>
+        <w:ind w:left="720" w:firstLineChars="0" w:firstLine="0"/>
+        <w:rPr>
+          <w:rFonts w:ascii="Microsoft YaHei" w:eastAsia="Microsoft YaHei" w:hAnsi="Microsoft YaHei"/>
+          <w:color w:val="FF0000"/>
+          <w:sz w:val="24"/>
+          <w:szCs w:val="24"/>
+        </w:rPr>
+      </w:pPr>
+    </w:p>
+    <w:p>
+      <w:pPr>
+        <w:pStyle w:val="aa"/>
+        <w:ind w:left="720" w:firstLineChars="0" w:firstLine="0"/>
+        <w:rPr>
+          <w:rFonts w:ascii="Microsoft YaHei" w:eastAsia="Microsoft YaHei" w:hAnsi="Microsoft YaHei"/>
+          <w:sz w:val="24"/>
+          <w:szCs w:val="24"/>
+        </w:rPr>
+      </w:pPr>
+      <w:r>
+        <w:rPr>
+          <w:rFonts w:ascii="Microsoft YaHei" w:eastAsia="Microsoft YaHei" w:hAnsi="Microsoft YaHei"/>
+          <w:sz w:val="24"/>
+          <w:szCs w:val="24"/>
+        </w:rPr>
+        <w:drawing>
+          <wp:inline distT="0" distB="0" distL="0" distR="0" wp14:anchorId="43CE0A0C" wp14:editId="0902EF04">
+            <wp:extent cx="5274310" cy="2585085"/>
+            <wp:effectExtent l="0" t="0" r="2540" b="5715"/>
+            <wp:docPr id="1434940482" name="图片 1"/>
+            <wp:cNvGraphicFramePr>
+              <a:graphicFrameLocks xmlns:a="http://schemas.openxmlformats.org/drawingml/2006/main" noChangeAspect="1"/>
+            </wp:cNvGraphicFramePr>
+            <a:graphic xmlns:a="http://schemas.openxmlformats.org/drawingml/2006/main">
+              <a:graphicData uri="http://schemas.openxmlformats.org/drawingml/2006/picture">
+                <pic:pic xmlns:pic="http://schemas.openxmlformats.org/drawingml/2006/picture">
+                  <pic:nvPicPr>
+                    <pic:cNvPr id="1434940482" name=""/>
+                    <pic:cNvPicPr/>
+                  </pic:nvPicPr>
+                  <pic:blipFill>
+                    <a:blip r:embed="rId10"/>
+                    <a:stretch>
+                      <a:fillRect/>
+                    </a:stretch>
+                  </pic:blipFill>
+                  <pic:spPr>
+                    <a:xfrm>
+                      <a:off x="0" y="0"/>
+                      <a:ext cx="5274310" cy="2585085"/>
+                    </a:xfrm>
+                    <a:prstGeom prst="rect">
+                      <a:avLst/>
+                    </a:prstGeom>
+                  </pic:spPr>
+                </pic:pic>
+              </a:graphicData>
+            </a:graphic>
+          </wp:inline>
+        </w:drawing>
+      </w:r>
+    </w:p>
+    <w:p>
+      <w:pPr>
+        <w:pStyle w:val="aa"/>
+        <w:ind w:left="720" w:firstLineChars="0" w:firstLine="0"/>
+        <w:rPr>
+          <w:rFonts w:ascii="Microsoft YaHei" w:eastAsia="Microsoft YaHei" w:hAnsi="Microsoft YaHei" w:hint="eastAsia"/>
+          <w:color w:val="EE0000"/>
+          <w:sz w:val="24"/>
+          <w:szCs w:val="24"/>
+        </w:rPr>
+      </w:pPr>
+      <w:r>
+        <w:rPr>
+          <w:rFonts w:ascii="Microsoft YaHei" w:eastAsia="Microsoft YaHei" w:hAnsi="Microsoft YaHei" w:hint="eastAsia"/>
+          <w:color w:val="EE0000"/>
+          <w:sz w:val="24"/>
+          <w:szCs w:val="24"/>
+        </w:rPr>
+        <w:t>捕获选项中找到过滤那行</w:t>
+      </w:r>
     </w:p>
     <w:p>
       <w:pPr>
@@ -1027,13 +1187,73 @@
     <w:p>
       <w:pPr>
         <w:pStyle w:val="aa"/>
-        <w:ind w:firstLine="480"/>
-        <w:rPr>
-          <w:rFonts w:ascii="Microsoft YaHei" w:eastAsia="Microsoft YaHei" w:hAnsi="Microsoft YaHei" w:hint="eastAsia"/>
-          <w:sz w:val="24"/>
-          <w:szCs w:val="24"/>
-        </w:rPr>
-      </w:pPr>
+        <w:ind w:left="720" w:firstLineChars="0" w:firstLine="0"/>
+        <w:rPr>
+          <w:rFonts w:ascii="Microsoft YaHei" w:eastAsia="Microsoft YaHei" w:hAnsi="Microsoft YaHei" w:hint="eastAsia"/>
+          <w:color w:val="FF0000"/>
+          <w:sz w:val="24"/>
+          <w:szCs w:val="24"/>
+        </w:rPr>
+      </w:pPr>
+      <w:r>
+        <w:rPr>
+          <w:rFonts w:ascii="Microsoft YaHei" w:eastAsia="Microsoft YaHei" w:hAnsi="Microsoft YaHei" w:hint="eastAsia"/>
+          <w:color w:val="FF0000"/>
+          <w:sz w:val="24"/>
+          <w:szCs w:val="24"/>
+        </w:rPr>
+        <w:t>用终端输入</w:t>
+      </w:r>
+      <w:proofErr w:type="spellStart"/>
+      <w:r>
+        <w:rPr>
+          <w:rFonts w:ascii="Microsoft YaHei" w:eastAsia="Microsoft YaHei" w:hAnsi="Microsoft YaHei"/>
+          <w:color w:val="FF0000"/>
+          <w:sz w:val="24"/>
+          <w:szCs w:val="24"/>
+        </w:rPr>
+        <w:t>nslookup</w:t>
+      </w:r>
+      <w:proofErr w:type="spellEnd"/>
+      <w:r>
+        <w:rPr>
+          <w:rFonts w:ascii="Microsoft YaHei" w:eastAsia="Microsoft YaHei" w:hAnsi="Microsoft YaHei"/>
+          <w:color w:val="FF0000"/>
+          <w:sz w:val="24"/>
+          <w:szCs w:val="24"/>
+        </w:rPr>
+        <w:t xml:space="preserve"> </w:t>
+      </w:r>
+      <w:r>
+        <w:rPr>
+          <w:rFonts w:ascii="Microsoft YaHei" w:eastAsia="Microsoft YaHei" w:hAnsi="Microsoft YaHei" w:hint="eastAsia"/>
+          <w:color w:val="FF0000"/>
+          <w:sz w:val="24"/>
+          <w:szCs w:val="24"/>
+        </w:rPr>
+        <w:t>域名</w:t>
+      </w:r>
+    </w:p>
+    <w:p>
+      <w:pPr>
+        <w:pStyle w:val="aa"/>
+        <w:ind w:left="720" w:firstLineChars="0" w:firstLine="0"/>
+        <w:rPr>
+          <w:rFonts w:ascii="Microsoft YaHei" w:eastAsia="Microsoft YaHei" w:hAnsi="Microsoft YaHei" w:hint="eastAsia"/>
+          <w:color w:val="FF0000"/>
+          <w:sz w:val="24"/>
+          <w:szCs w:val="24"/>
+        </w:rPr>
+      </w:pPr>
+      <w:r>
+        <w:rPr>
+          <w:rFonts w:ascii="Microsoft YaHei" w:eastAsia="Microsoft YaHei" w:hAnsi="Microsoft YaHei" w:hint="eastAsia"/>
+          <w:color w:val="FF0000"/>
+          <w:sz w:val="24"/>
+          <w:szCs w:val="24"/>
+        </w:rPr>
+        <w:t>浏览器访问任意域名</w:t>
+      </w:r>
     </w:p>
     <w:p>
       <w:pPr>
@@ -1086,6 +1306,49 @@
           <w:szCs w:val="24"/>
         </w:rPr>
       </w:pPr>
+      <w:r>
+        <w:rPr>
+          <w:rFonts w:ascii="Microsoft YaHei" w:eastAsia="Microsoft YaHei" w:hAnsi="Microsoft YaHei"/>
+          <w:sz w:val="24"/>
+          <w:szCs w:val="24"/>
+        </w:rPr>
+        <w:lastRenderedPageBreak/>
+        <w:drawing>
+          <wp:inline distT="0" distB="0" distL="0" distR="0" wp14:anchorId="42E40E5F" wp14:editId="2B1DD659">
+            <wp:extent cx="5274310" cy="1035050"/>
+            <wp:effectExtent l="0" t="0" r="2540" b="0"/>
+            <wp:docPr id="105412755" name="图片 1"/>
+            <wp:cNvGraphicFramePr>
+              <a:graphicFrameLocks xmlns:a="http://schemas.openxmlformats.org/drawingml/2006/main" noChangeAspect="1"/>
+            </wp:cNvGraphicFramePr>
+            <a:graphic xmlns:a="http://schemas.openxmlformats.org/drawingml/2006/main">
+              <a:graphicData uri="http://schemas.openxmlformats.org/drawingml/2006/picture">
+                <pic:pic xmlns:pic="http://schemas.openxmlformats.org/drawingml/2006/picture">
+                  <pic:nvPicPr>
+                    <pic:cNvPr id="105412755" name=""/>
+                    <pic:cNvPicPr/>
+                  </pic:nvPicPr>
+                  <pic:blipFill>
+                    <a:blip r:embed="rId11"/>
+                    <a:stretch>
+                      <a:fillRect/>
+                    </a:stretch>
+                  </pic:blipFill>
+                  <pic:spPr>
+                    <a:xfrm>
+                      <a:off x="0" y="0"/>
+                      <a:ext cx="5274310" cy="1035050"/>
+                    </a:xfrm>
+                    <a:prstGeom prst="rect">
+                      <a:avLst/>
+                    </a:prstGeom>
+                  </pic:spPr>
+                </pic:pic>
+              </a:graphicData>
+            </a:graphic>
+          </wp:inline>
+        </w:drawing>
+      </w:r>
     </w:p>
     <w:p>
       <w:pPr>
@@ -1162,7 +1425,7 @@
     <w:p>
       <w:pPr>
         <w:rPr>
-          <w:rFonts w:ascii="Microsoft YaHei" w:eastAsia="Microsoft YaHei" w:hAnsi="Microsoft YaHei" w:hint="eastAsia"/>
+          <w:rFonts w:ascii="Microsoft YaHei" w:eastAsia="Microsoft YaHei" w:hAnsi="Microsoft YaHei"/>
           <w:sz w:val="24"/>
           <w:szCs w:val="24"/>
         </w:rPr>
@@ -1180,10 +1443,79 @@
       <w:pPr>
         <w:rPr>
           <w:rFonts w:ascii="Microsoft YaHei" w:eastAsia="Microsoft YaHei" w:hAnsi="Microsoft YaHei" w:hint="eastAsia"/>
-          <w:sz w:val="24"/>
-          <w:szCs w:val="24"/>
-        </w:rPr>
-      </w:pPr>
+          <w:color w:val="EE0000"/>
+          <w:sz w:val="24"/>
+          <w:szCs w:val="24"/>
+        </w:rPr>
+      </w:pPr>
+      <w:r>
+        <w:rPr>
+          <w:rFonts w:ascii="Microsoft YaHei" w:eastAsia="Microsoft YaHei" w:hAnsi="Microsoft YaHei" w:hint="eastAsia"/>
+          <w:color w:val="EE0000"/>
+          <w:sz w:val="24"/>
+          <w:szCs w:val="24"/>
+        </w:rPr>
+        <w:t>10.0.0.1</w:t>
+      </w:r>
+    </w:p>
+    <w:p>
+      <w:pPr>
+        <w:rPr>
+          <w:rFonts w:ascii="Microsoft YaHei" w:eastAsia="Microsoft YaHei" w:hAnsi="Microsoft YaHei" w:hint="eastAsia"/>
+          <w:sz w:val="24"/>
+          <w:szCs w:val="24"/>
+        </w:rPr>
+      </w:pPr>
+      <w:r>
+        <w:rPr>
+          <w:rFonts w:ascii="Microsoft YaHei" w:eastAsia="Microsoft YaHei" w:hAnsi="Microsoft YaHei"/>
+          <w:sz w:val="24"/>
+          <w:szCs w:val="24"/>
+        </w:rPr>
+        <w:drawing>
+          <wp:inline distT="0" distB="0" distL="0" distR="0" wp14:anchorId="3693A086" wp14:editId="588213C3">
+            <wp:extent cx="5274310" cy="746125"/>
+            <wp:effectExtent l="0" t="0" r="2540" b="0"/>
+            <wp:docPr id="1585259903" name="图片 1"/>
+            <wp:cNvGraphicFramePr>
+              <a:graphicFrameLocks xmlns:a="http://schemas.openxmlformats.org/drawingml/2006/main" noChangeAspect="1"/>
+            </wp:cNvGraphicFramePr>
+            <a:graphic xmlns:a="http://schemas.openxmlformats.org/drawingml/2006/main">
+              <a:graphicData uri="http://schemas.openxmlformats.org/drawingml/2006/picture">
+                <pic:pic xmlns:pic="http://schemas.openxmlformats.org/drawingml/2006/picture">
+                  <pic:nvPicPr>
+                    <pic:cNvPr id="1585259903" name=""/>
+                    <pic:cNvPicPr/>
+                  </pic:nvPicPr>
+                  <pic:blipFill>
+                    <a:blip r:embed="rId12"/>
+                    <a:stretch>
+                      <a:fillRect/>
+                    </a:stretch>
+                  </pic:blipFill>
+                  <pic:spPr>
+                    <a:xfrm>
+                      <a:off x="0" y="0"/>
+                      <a:ext cx="5274310" cy="746125"/>
+                    </a:xfrm>
+                    <a:prstGeom prst="rect">
+                      <a:avLst/>
+                    </a:prstGeom>
+                  </pic:spPr>
+                </pic:pic>
+              </a:graphicData>
+            </a:graphic>
+          </wp:inline>
+        </w:drawing>
+      </w:r>
+      <w:r>
+        <w:rPr>
+          <w:rFonts w:ascii="Microsoft YaHei" w:eastAsia="Microsoft YaHei" w:hAnsi="Microsoft YaHei" w:hint="eastAsia"/>
+          <w:sz w:val="24"/>
+          <w:szCs w:val="24"/>
+        </w:rPr>
+        <w:t xml:space="preserve"> </w:t>
+      </w:r>
       <w:r>
         <w:rPr>
           <w:rFonts w:ascii="Microsoft YaHei" w:eastAsia="Microsoft YaHei" w:hAnsi="Microsoft YaHei" w:hint="eastAsia"/>
@@ -1209,7 +1541,7 @@
                 <wp:cNvGraphicFramePr/>
                 <a:graphic xmlns:a="http://schemas.openxmlformats.org/drawingml/2006/main">
                   <a:graphicData uri="http://schemas.microsoft.com/office/word/2010/wordprocessingInk">
-                    <w14:contentPart bwMode="auto" r:id="rId9">
+                    <w14:contentPart bwMode="auto" r:id="rId13">
                       <w14:nvContentPartPr>
                         <w14:cNvContentPartPr/>
                       </w14:nvContentPartPr>
@@ -1246,7 +1578,7 @@
                         <pic:cNvPicPr/>
                       </pic:nvPicPr>
                       <pic:blipFill>
-                        <a:blip r:embed="rId10"/>
+                        <a:blip r:embed="rId14"/>
                         <a:stretch>
                           <a:fillRect/>
                         </a:stretch>
@@ -1293,7 +1625,7 @@
                 <wp:cNvGraphicFramePr/>
                 <a:graphic xmlns:a="http://schemas.openxmlformats.org/drawingml/2006/main">
                   <a:graphicData uri="http://schemas.microsoft.com/office/word/2010/wordprocessingInk">
-                    <w14:contentPart bwMode="auto" r:id="rId11">
+                    <w14:contentPart bwMode="auto" r:id="rId15">
                       <w14:nvContentPartPr>
                         <w14:cNvContentPartPr/>
                       </w14:nvContentPartPr>
@@ -1330,7 +1662,7 @@
                         <pic:cNvPicPr/>
                       </pic:nvPicPr>
                       <pic:blipFill>
-                        <a:blip r:embed="rId12"/>
+                        <a:blip r:embed="rId16"/>
                         <a:stretch>
                           <a:fillRect/>
                         </a:stretch>
@@ -1338,7 +1670,7 @@
                       <pic:spPr>
                         <a:xfrm>
                           <a:off x="0" y="0"/>
-                          <a:ext cx="66240" cy="44280"/>
+                          <a:ext cx="66159" cy="44144"/>
                         </a:xfrm>
                         <a:prstGeom prst="rect">
                           <a:avLst/>
@@ -1356,7 +1688,7 @@
     <w:p>
       <w:pPr>
         <w:rPr>
-          <w:rFonts w:ascii="Microsoft YaHei" w:eastAsia="Microsoft YaHei" w:hAnsi="Microsoft YaHei" w:hint="eastAsia"/>
+          <w:rFonts w:ascii="Microsoft YaHei" w:eastAsia="Microsoft YaHei" w:hAnsi="Microsoft YaHei"/>
           <w:sz w:val="24"/>
           <w:szCs w:val="24"/>
         </w:rPr>
@@ -1382,10 +1714,39 @@
       <w:pPr>
         <w:rPr>
           <w:rFonts w:ascii="Microsoft YaHei" w:eastAsia="Microsoft YaHei" w:hAnsi="Microsoft YaHei" w:hint="eastAsia"/>
-          <w:sz w:val="24"/>
-          <w:szCs w:val="24"/>
-        </w:rPr>
-      </w:pPr>
+          <w:color w:val="EE0000"/>
+          <w:sz w:val="24"/>
+          <w:szCs w:val="24"/>
+        </w:rPr>
+      </w:pPr>
+      <w:r>
+        <w:rPr>
+          <w:rFonts w:ascii="Microsoft YaHei" w:eastAsia="Microsoft YaHei" w:hAnsi="Microsoft YaHei" w:hint="eastAsia"/>
+          <w:color w:val="EE0000"/>
+          <w:sz w:val="24"/>
+          <w:szCs w:val="24"/>
+        </w:rPr>
+        <w:t>00 01</w:t>
+      </w:r>
+    </w:p>
+    <w:p>
+      <w:pPr>
+        <w:rPr>
+          <w:rFonts w:ascii="Microsoft YaHei" w:eastAsia="Microsoft YaHei" w:hAnsi="Microsoft YaHei" w:hint="eastAsia"/>
+          <w:color w:val="EE0000"/>
+          <w:sz w:val="24"/>
+          <w:szCs w:val="24"/>
+        </w:rPr>
+      </w:pPr>
+      <w:r>
+        <w:rPr>
+          <w:rFonts w:ascii="Microsoft YaHei" w:eastAsia="Microsoft YaHei" w:hAnsi="Microsoft YaHei"/>
+          <w:color w:val="EE0000"/>
+          <w:sz w:val="24"/>
+          <w:szCs w:val="24"/>
+        </w:rPr>
+        <w:t>03 77 77 77 05 62 61 69 64 75 03 63 6f 6d 03 6c 61 6e 00</w:t>
+      </w:r>
     </w:p>
     <w:p>
       <w:pPr>
@@ -1443,25 +1804,35 @@
       <w:pPr>
         <w:rPr>
           <w:rFonts w:ascii="Microsoft YaHei" w:eastAsia="Microsoft YaHei" w:hAnsi="Microsoft YaHei" w:hint="eastAsia"/>
-          <w:sz w:val="24"/>
-          <w:szCs w:val="24"/>
-        </w:rPr>
-      </w:pPr>
-    </w:p>
-    <w:p>
-      <w:pPr>
-        <w:rPr>
-          <w:rFonts w:ascii="Microsoft YaHei" w:eastAsia="Microsoft YaHei" w:hAnsi="Microsoft YaHei" w:hint="eastAsia"/>
-          <w:sz w:val="24"/>
-          <w:szCs w:val="24"/>
-        </w:rPr>
-      </w:pPr>
-      <w:r>
+          <w:color w:val="EE0000"/>
+          <w:sz w:val="24"/>
+          <w:szCs w:val="24"/>
+        </w:rPr>
+      </w:pPr>
+      <w:r>
+        <w:rPr>
+          <w:rFonts w:ascii="Microsoft YaHei" w:eastAsia="Microsoft YaHei" w:hAnsi="Microsoft YaHei" w:hint="eastAsia"/>
+          <w:color w:val="EE0000"/>
+          <w:sz w:val="24"/>
+          <w:szCs w:val="24"/>
+        </w:rPr>
+        <w:t>查看请求报文（如 Frame 11）的 Transaction ID（例如 0x0004），对应的响应报文（Frame 12）的 Transaction ID 必须也是 0x0004</w:t>
+      </w:r>
+    </w:p>
+    <w:p>
+      <w:pPr>
         <w:rPr>
           <w:rFonts w:ascii="Microsoft YaHei" w:eastAsia="Microsoft YaHei" w:hAnsi="Microsoft YaHei"/>
           <w:sz w:val="24"/>
           <w:szCs w:val="24"/>
         </w:rPr>
+      </w:pPr>
+      <w:r>
+        <w:rPr>
+          <w:rFonts w:ascii="Microsoft YaHei" w:eastAsia="Microsoft YaHei" w:hAnsi="Microsoft YaHei"/>
+          <w:sz w:val="24"/>
+          <w:szCs w:val="24"/>
+        </w:rPr>
         <w:t xml:space="preserve">b. </w:t>
       </w:r>
       <w:r>
@@ -1477,54 +1848,307 @@
       <w:pPr>
         <w:rPr>
           <w:rFonts w:ascii="Microsoft YaHei" w:eastAsia="Microsoft YaHei" w:hAnsi="Microsoft YaHei" w:hint="eastAsia"/>
-          <w:sz w:val="24"/>
-          <w:szCs w:val="24"/>
-        </w:rPr>
-      </w:pPr>
-    </w:p>
-    <w:p>
-      <w:pPr>
-        <w:rPr>
-          <w:rFonts w:ascii="Microsoft YaHei" w:eastAsia="Microsoft YaHei" w:hAnsi="Microsoft YaHei" w:hint="eastAsia"/>
-          <w:sz w:val="24"/>
-          <w:szCs w:val="24"/>
-        </w:rPr>
-      </w:pPr>
-      <w:r>
-        <w:rPr>
-          <w:rFonts w:ascii="Microsoft YaHei" w:eastAsia="Microsoft YaHei" w:hAnsi="Microsoft YaHei" w:hint="eastAsia"/>
-          <w:sz w:val="24"/>
-          <w:szCs w:val="24"/>
-        </w:rPr>
-        <w:t>c. 什么是权威域名服务器？反复实验，将包含附加回答数的DNS响应报文截图，</w:t>
-      </w:r>
-      <w:r>
-        <w:rPr>
-          <w:rFonts w:ascii="Microsoft YaHei" w:eastAsia="Microsoft YaHei" w:hAnsi="Microsoft YaHei" w:hint="eastAsia"/>
+          <w:color w:val="EE0000"/>
+          <w:sz w:val="24"/>
+          <w:szCs w:val="24"/>
+        </w:rPr>
+      </w:pPr>
+      <w:r>
+        <w:rPr>
+          <w:rFonts w:ascii="Microsoft YaHei" w:eastAsia="Microsoft YaHei" w:hAnsi="Microsoft YaHei" w:hint="eastAsia"/>
+          <w:color w:val="EE0000"/>
+          <w:sz w:val="24"/>
+          <w:szCs w:val="24"/>
+        </w:rPr>
+        <w:t>3条</w:t>
+      </w:r>
+    </w:p>
+    <w:p>
+      <w:pPr>
+        <w:numPr>
+          <w:ilvl w:val="0"/>
+          <w:numId w:val="6"/>
+        </w:numPr>
+        <w:rPr>
+          <w:rFonts w:ascii="Microsoft YaHei" w:eastAsia="Microsoft YaHei" w:hAnsi="Microsoft YaHei" w:hint="eastAsia"/>
+          <w:color w:val="FF0000"/>
+          <w:sz w:val="24"/>
+          <w:szCs w:val="24"/>
+        </w:rPr>
+      </w:pPr>
+      <w:r>
+        <w:rPr>
+          <w:rFonts w:ascii="Microsoft YaHei" w:eastAsia="Microsoft YaHei" w:hAnsi="Microsoft YaHei"/>
+          <w:color w:val="FF0000"/>
           <w:sz w:val="24"/>
           <w:szCs w:val="24"/>
         </w:rPr>
         <w:lastRenderedPageBreak/>
-        <w:t>分析附加的DNS回答有什么意义？</w:t>
-      </w:r>
-    </w:p>
-    <w:p>
-      <w:pPr>
-        <w:rPr>
-          <w:rFonts w:ascii="Microsoft YaHei" w:eastAsia="Microsoft YaHei" w:hAnsi="Microsoft YaHei" w:hint="eastAsia"/>
-          <w:sz w:val="24"/>
-          <w:szCs w:val="24"/>
-        </w:rPr>
-      </w:pPr>
-    </w:p>
-    <w:p>
-      <w:pPr>
-        <w:rPr>
-          <w:rFonts w:ascii="Microsoft YaHei" w:eastAsia="Microsoft YaHei" w:hAnsi="Microsoft YaHei" w:hint="eastAsia"/>
-          <w:sz w:val="24"/>
-          <w:szCs w:val="24"/>
-        </w:rPr>
-      </w:pPr>
+        <w:t>CNAME</w:t>
+      </w:r>
+      <w:r>
+        <w:rPr>
+          <w:rFonts w:ascii="Microsoft YaHei" w:eastAsia="Microsoft YaHei" w:hAnsi="Microsoft YaHei" w:hint="eastAsia"/>
+          <w:color w:val="FF0000"/>
+          <w:sz w:val="24"/>
+          <w:szCs w:val="24"/>
+        </w:rPr>
+        <w:t xml:space="preserve"> 记录：指出 </w:t>
+      </w:r>
+      <w:r>
+        <w:rPr>
+          <w:rFonts w:ascii="Microsoft YaHei" w:eastAsia="Microsoft YaHei" w:hAnsi="Microsoft YaHei"/>
+          <w:color w:val="FF0000"/>
+          <w:sz w:val="24"/>
+          <w:szCs w:val="24"/>
+        </w:rPr>
+        <w:t>www.baidu.com</w:t>
+      </w:r>
+      <w:r>
+        <w:rPr>
+          <w:rFonts w:ascii="Microsoft YaHei" w:eastAsia="Microsoft YaHei" w:hAnsi="Microsoft YaHei" w:hint="eastAsia"/>
+          <w:color w:val="FF0000"/>
+          <w:sz w:val="24"/>
+          <w:szCs w:val="24"/>
+        </w:rPr>
+        <w:t xml:space="preserve"> 是 </w:t>
+      </w:r>
+      <w:r>
+        <w:rPr>
+          <w:rFonts w:ascii="Microsoft YaHei" w:eastAsia="Microsoft YaHei" w:hAnsi="Microsoft YaHei"/>
+          <w:color w:val="FF0000"/>
+          <w:sz w:val="24"/>
+          <w:szCs w:val="24"/>
+        </w:rPr>
+        <w:t>www.a.shifen.com</w:t>
+      </w:r>
+      <w:r>
+        <w:rPr>
+          <w:rFonts w:ascii="Microsoft YaHei" w:eastAsia="Microsoft YaHei" w:hAnsi="Microsoft YaHei" w:hint="eastAsia"/>
+          <w:color w:val="FF0000"/>
+          <w:sz w:val="24"/>
+          <w:szCs w:val="24"/>
+        </w:rPr>
+        <w:t xml:space="preserve"> 的别名。</w:t>
+      </w:r>
+    </w:p>
+    <w:p>
+      <w:pPr>
+        <w:ind w:left="360"/>
+        <w:rPr>
+          <w:rFonts w:ascii="Microsoft YaHei" w:eastAsia="Microsoft YaHei" w:hAnsi="Microsoft YaHei" w:hint="eastAsia"/>
+          <w:color w:val="FF0000"/>
+          <w:sz w:val="24"/>
+          <w:szCs w:val="24"/>
+        </w:rPr>
+      </w:pPr>
+      <w:r>
+        <w:rPr>
+          <w:rFonts w:ascii="Microsoft YaHei" w:eastAsia="Microsoft YaHei" w:hAnsi="Microsoft YaHei" w:hint="eastAsia"/>
+          <w:color w:val="FF0000"/>
+          <w:sz w:val="24"/>
+          <w:szCs w:val="24"/>
+        </w:rPr>
+        <w:t xml:space="preserve">2. </w:t>
+      </w:r>
+      <w:r>
+        <w:rPr>
+          <w:rFonts w:ascii="Microsoft YaHei" w:eastAsia="Microsoft YaHei" w:hAnsi="Microsoft YaHei"/>
+          <w:color w:val="FF0000"/>
+          <w:sz w:val="24"/>
+          <w:szCs w:val="24"/>
+        </w:rPr>
+        <w:t>A</w:t>
+      </w:r>
+      <w:r>
+        <w:rPr>
+          <w:rFonts w:ascii="Microsoft YaHei" w:eastAsia="Microsoft YaHei" w:hAnsi="Microsoft YaHei" w:hint="eastAsia"/>
+          <w:color w:val="FF0000"/>
+          <w:sz w:val="24"/>
+          <w:szCs w:val="24"/>
+        </w:rPr>
+        <w:t xml:space="preserve"> 记录：提供 </w:t>
+      </w:r>
+      <w:r>
+        <w:rPr>
+          <w:rFonts w:ascii="Microsoft YaHei" w:eastAsia="Microsoft YaHei" w:hAnsi="Microsoft YaHei"/>
+          <w:color w:val="FF0000"/>
+          <w:sz w:val="24"/>
+          <w:szCs w:val="24"/>
+        </w:rPr>
+        <w:t>www.a.shifen.com</w:t>
+      </w:r>
+      <w:r>
+        <w:rPr>
+          <w:rFonts w:ascii="Microsoft YaHei" w:eastAsia="Microsoft YaHei" w:hAnsi="Microsoft YaHei" w:hint="eastAsia"/>
+          <w:color w:val="FF0000"/>
+          <w:sz w:val="24"/>
+          <w:szCs w:val="24"/>
+        </w:rPr>
+        <w:t xml:space="preserve"> 对应的第一个IPv4地址为 </w:t>
+      </w:r>
+      <w:r>
+        <w:rPr>
+          <w:rFonts w:ascii="Microsoft YaHei" w:eastAsia="Microsoft YaHei" w:hAnsi="Microsoft YaHei"/>
+          <w:color w:val="FF0000"/>
+          <w:sz w:val="24"/>
+          <w:szCs w:val="24"/>
+        </w:rPr>
+        <w:t>183.2.172.17</w:t>
+      </w:r>
+      <w:r>
+        <w:rPr>
+          <w:rFonts w:ascii="Microsoft YaHei" w:eastAsia="Microsoft YaHei" w:hAnsi="Microsoft YaHei" w:hint="eastAsia"/>
+          <w:color w:val="FF0000"/>
+          <w:sz w:val="24"/>
+          <w:szCs w:val="24"/>
+        </w:rPr>
+        <w:t>。</w:t>
+      </w:r>
+    </w:p>
+    <w:p>
+      <w:pPr>
+        <w:ind w:left="360"/>
+        <w:rPr>
+          <w:rFonts w:ascii="Microsoft YaHei" w:eastAsia="Microsoft YaHei" w:hAnsi="Microsoft YaHei" w:hint="eastAsia"/>
+          <w:color w:val="FF0000"/>
+          <w:sz w:val="24"/>
+          <w:szCs w:val="24"/>
+        </w:rPr>
+      </w:pPr>
+      <w:r>
+        <w:rPr>
+          <w:rFonts w:ascii="Microsoft YaHei" w:eastAsia="Microsoft YaHei" w:hAnsi="Microsoft YaHei" w:hint="eastAsia"/>
+          <w:color w:val="FF0000"/>
+          <w:sz w:val="24"/>
+          <w:szCs w:val="24"/>
+        </w:rPr>
+        <w:t xml:space="preserve">3. </w:t>
+      </w:r>
+      <w:r>
+        <w:rPr>
+          <w:rFonts w:ascii="Microsoft YaHei" w:eastAsia="Microsoft YaHei" w:hAnsi="Microsoft YaHei" w:hint="eastAsia"/>
+          <w:color w:val="FF0000"/>
+          <w:sz w:val="24"/>
+          <w:szCs w:val="24"/>
+        </w:rPr>
+        <w:t>A 记录：提供 www.a.shifen.com 对应的第二个IPv4地址为 183.2.172.177。</w:t>
+      </w:r>
+    </w:p>
+    <w:p>
+      <w:pPr>
+        <w:rPr>
+          <w:rFonts w:ascii="Microsoft YaHei" w:eastAsia="Microsoft YaHei" w:hAnsi="Microsoft YaHei" w:hint="eastAsia"/>
+          <w:sz w:val="24"/>
+          <w:szCs w:val="24"/>
+        </w:rPr>
+      </w:pPr>
+    </w:p>
+    <w:p>
+      <w:pPr>
+        <w:rPr>
+          <w:rFonts w:ascii="Microsoft YaHei" w:eastAsia="Microsoft YaHei" w:hAnsi="Microsoft YaHei" w:hint="eastAsia"/>
+          <w:sz w:val="24"/>
+          <w:szCs w:val="24"/>
+        </w:rPr>
+      </w:pPr>
+      <w:r>
+        <w:rPr>
+          <w:rFonts w:ascii="Microsoft YaHei" w:eastAsia="Microsoft YaHei" w:hAnsi="Microsoft YaHei"/>
+          <w:sz w:val="24"/>
+          <w:szCs w:val="24"/>
+        </w:rPr>
+        <w:drawing>
+          <wp:inline distT="0" distB="0" distL="0" distR="0" wp14:anchorId="4831F8DD" wp14:editId="49FE38AA">
+            <wp:extent cx="5274310" cy="721995"/>
+            <wp:effectExtent l="0" t="0" r="2540" b="1905"/>
+            <wp:docPr id="1664605822" name="图片 1"/>
+            <wp:cNvGraphicFramePr>
+              <a:graphicFrameLocks xmlns:a="http://schemas.openxmlformats.org/drawingml/2006/main" noChangeAspect="1"/>
+            </wp:cNvGraphicFramePr>
+            <a:graphic xmlns:a="http://schemas.openxmlformats.org/drawingml/2006/main">
+              <a:graphicData uri="http://schemas.openxmlformats.org/drawingml/2006/picture">
+                <pic:pic xmlns:pic="http://schemas.openxmlformats.org/drawingml/2006/picture">
+                  <pic:nvPicPr>
+                    <pic:cNvPr id="1664605822" name=""/>
+                    <pic:cNvPicPr/>
+                  </pic:nvPicPr>
+                  <pic:blipFill>
+                    <a:blip r:embed="rId17"/>
+                    <a:stretch>
+                      <a:fillRect/>
+                    </a:stretch>
+                  </pic:blipFill>
+                  <pic:spPr>
+                    <a:xfrm>
+                      <a:off x="0" y="0"/>
+                      <a:ext cx="5274310" cy="721995"/>
+                    </a:xfrm>
+                    <a:prstGeom prst="rect">
+                      <a:avLst/>
+                    </a:prstGeom>
+                  </pic:spPr>
+                </pic:pic>
+              </a:graphicData>
+            </a:graphic>
+          </wp:inline>
+        </w:drawing>
+      </w:r>
+    </w:p>
+    <w:p>
+      <w:pPr>
+        <w:rPr>
+          <w:rFonts w:ascii="Microsoft YaHei" w:eastAsia="Microsoft YaHei" w:hAnsi="Microsoft YaHei" w:hint="eastAsia"/>
+          <w:sz w:val="24"/>
+          <w:szCs w:val="24"/>
+        </w:rPr>
+      </w:pPr>
+      <w:r>
+        <w:rPr>
+          <w:rFonts w:ascii="Microsoft YaHei" w:eastAsia="Microsoft YaHei" w:hAnsi="Microsoft YaHei" w:hint="eastAsia"/>
+          <w:sz w:val="24"/>
+          <w:szCs w:val="24"/>
+        </w:rPr>
+        <w:t>c. 什么是权威域名服务器？反复实验，将包含附加回答数的DNS响应报文截图，分析附加的DNS回答有什么意义？</w:t>
+      </w:r>
+    </w:p>
+    <w:p>
+      <w:pPr>
+        <w:rPr>
+          <w:rFonts w:ascii="Microsoft YaHei" w:eastAsia="Microsoft YaHei" w:hAnsi="Microsoft YaHei" w:hint="eastAsia"/>
+          <w:color w:val="EE0000"/>
+          <w:sz w:val="24"/>
+          <w:szCs w:val="24"/>
+        </w:rPr>
+      </w:pPr>
+      <w:r>
+        <w:rPr>
+          <w:rFonts w:ascii="Microsoft YaHei" w:eastAsia="Microsoft YaHei" w:hAnsi="Microsoft YaHei" w:hint="eastAsia"/>
+          <w:color w:val="EE0000"/>
+          <w:sz w:val="24"/>
+          <w:szCs w:val="24"/>
+        </w:rPr>
+        <w:t>权威域名服务器是负责对特定域名区域进行管理的服务器 。它保存着该区域内所有主机的正式解析记录，其给出的答案具有权威性，而非来自其他服务器的缓存</w:t>
+      </w:r>
+    </w:p>
+    <w:p>
+      <w:pPr>
+        <w:rPr>
+          <w:rFonts w:ascii="Microsoft YaHei" w:eastAsia="Microsoft YaHei" w:hAnsi="Microsoft YaHei" w:hint="eastAsia"/>
+          <w:color w:val="EE0000"/>
+          <w:sz w:val="24"/>
+          <w:szCs w:val="24"/>
+        </w:rPr>
+      </w:pPr>
+      <w:r>
+        <w:rPr>
+          <w:rFonts w:ascii="Microsoft YaHei" w:eastAsia="Microsoft YaHei" w:hAnsi="Microsoft YaHei" w:hint="eastAsia"/>
+          <w:color w:val="EE0000"/>
+          <w:sz w:val="24"/>
+          <w:szCs w:val="24"/>
+        </w:rPr>
+        <w:t>服务器在附加信息中直接给出这些权威服务器的 IP 地址（A 记录），可以减少查询次数，提高解析效率 。</w:t>
+      </w:r>
     </w:p>
     <w:p>
       <w:pPr>
@@ -1849,6 +2473,208 @@
     </w:lvl>
   </w:abstractNum>
   <w:abstractNum w:abstractNumId="3" w15:restartNumberingAfterBreak="0">
+    <w:nsid w:val="4DEE5E4F"/>
+    <w:multiLevelType w:val="multilevel"/>
+    <w:tmpl w:val="9690B712"/>
+    <w:lvl w:ilvl="0">
+      <w:start w:val="1"/>
+      <w:numFmt w:val="decimal"/>
+      <w:lvlText w:val="%1."/>
+      <w:lvlJc w:val="left"/>
+      <w:pPr>
+        <w:tabs>
+          <w:tab w:val="num" w:pos="720"/>
+        </w:tabs>
+        <w:ind w:left="720" w:hanging="360"/>
+      </w:pPr>
+    </w:lvl>
+    <w:lvl w:ilvl="1" w:tentative="1">
+      <w:start w:val="1"/>
+      <w:numFmt w:val="decimal"/>
+      <w:lvlText w:val="%2."/>
+      <w:lvlJc w:val="left"/>
+      <w:pPr>
+        <w:tabs>
+          <w:tab w:val="num" w:pos="1440"/>
+        </w:tabs>
+        <w:ind w:left="1440" w:hanging="360"/>
+      </w:pPr>
+    </w:lvl>
+    <w:lvl w:ilvl="2" w:tentative="1">
+      <w:start w:val="1"/>
+      <w:numFmt w:val="decimal"/>
+      <w:lvlText w:val="%3."/>
+      <w:lvlJc w:val="left"/>
+      <w:pPr>
+        <w:tabs>
+          <w:tab w:val="num" w:pos="2160"/>
+        </w:tabs>
+        <w:ind w:left="2160" w:hanging="360"/>
+      </w:pPr>
+    </w:lvl>
+    <w:lvl w:ilvl="3" w:tentative="1">
+      <w:start w:val="1"/>
+      <w:numFmt w:val="decimal"/>
+      <w:lvlText w:val="%4."/>
+      <w:lvlJc w:val="left"/>
+      <w:pPr>
+        <w:tabs>
+          <w:tab w:val="num" w:pos="2880"/>
+        </w:tabs>
+        <w:ind w:left="2880" w:hanging="360"/>
+      </w:pPr>
+    </w:lvl>
+    <w:lvl w:ilvl="4" w:tentative="1">
+      <w:start w:val="1"/>
+      <w:numFmt w:val="decimal"/>
+      <w:lvlText w:val="%5."/>
+      <w:lvlJc w:val="left"/>
+      <w:pPr>
+        <w:tabs>
+          <w:tab w:val="num" w:pos="3600"/>
+        </w:tabs>
+        <w:ind w:left="3600" w:hanging="360"/>
+      </w:pPr>
+    </w:lvl>
+    <w:lvl w:ilvl="5" w:tentative="1">
+      <w:start w:val="1"/>
+      <w:numFmt w:val="decimal"/>
+      <w:lvlText w:val="%6."/>
+      <w:lvlJc w:val="left"/>
+      <w:pPr>
+        <w:tabs>
+          <w:tab w:val="num" w:pos="4320"/>
+        </w:tabs>
+        <w:ind w:left="4320" w:hanging="360"/>
+      </w:pPr>
+    </w:lvl>
+    <w:lvl w:ilvl="6" w:tentative="1">
+      <w:start w:val="1"/>
+      <w:numFmt w:val="decimal"/>
+      <w:lvlText w:val="%7."/>
+      <w:lvlJc w:val="left"/>
+      <w:pPr>
+        <w:tabs>
+          <w:tab w:val="num" w:pos="5040"/>
+        </w:tabs>
+        <w:ind w:left="5040" w:hanging="360"/>
+      </w:pPr>
+    </w:lvl>
+    <w:lvl w:ilvl="7" w:tentative="1">
+      <w:start w:val="1"/>
+      <w:numFmt w:val="decimal"/>
+      <w:lvlText w:val="%8."/>
+      <w:lvlJc w:val="left"/>
+      <w:pPr>
+        <w:tabs>
+          <w:tab w:val="num" w:pos="5760"/>
+        </w:tabs>
+        <w:ind w:left="5760" w:hanging="360"/>
+      </w:pPr>
+    </w:lvl>
+    <w:lvl w:ilvl="8" w:tentative="1">
+      <w:start w:val="1"/>
+      <w:numFmt w:val="decimal"/>
+      <w:lvlText w:val="%9."/>
+      <w:lvlJc w:val="left"/>
+      <w:pPr>
+        <w:tabs>
+          <w:tab w:val="num" w:pos="6480"/>
+        </w:tabs>
+        <w:ind w:left="6480" w:hanging="360"/>
+      </w:pPr>
+    </w:lvl>
+  </w:abstractNum>
+  <w:abstractNum w:abstractNumId="4" w15:restartNumberingAfterBreak="0">
+    <w:nsid w:val="5CB30678"/>
+    <w:multiLevelType w:val="hybridMultilevel"/>
+    <w:tmpl w:val="664E1DD8"/>
+    <w:lvl w:ilvl="0" w:tplc="42A41B30">
+      <w:start w:val="1"/>
+      <w:numFmt w:val="decimal"/>
+      <w:lvlText w:val="%1."/>
+      <w:lvlJc w:val="left"/>
+      <w:pPr>
+        <w:ind w:left="1080" w:hanging="360"/>
+      </w:pPr>
+      <w:rPr>
+        <w:rFonts w:hint="default"/>
+      </w:rPr>
+    </w:lvl>
+    <w:lvl w:ilvl="1" w:tplc="04090019" w:tentative="1">
+      <w:start w:val="1"/>
+      <w:numFmt w:val="lowerLetter"/>
+      <w:lvlText w:val="%2)"/>
+      <w:lvlJc w:val="left"/>
+      <w:pPr>
+        <w:ind w:left="1600" w:hanging="440"/>
+      </w:pPr>
+    </w:lvl>
+    <w:lvl w:ilvl="2" w:tplc="0409001B" w:tentative="1">
+      <w:start w:val="1"/>
+      <w:numFmt w:val="lowerRoman"/>
+      <w:lvlText w:val="%3."/>
+      <w:lvlJc w:val="right"/>
+      <w:pPr>
+        <w:ind w:left="2040" w:hanging="440"/>
+      </w:pPr>
+    </w:lvl>
+    <w:lvl w:ilvl="3" w:tplc="0409000F" w:tentative="1">
+      <w:start w:val="1"/>
+      <w:numFmt w:val="decimal"/>
+      <w:lvlText w:val="%4."/>
+      <w:lvlJc w:val="left"/>
+      <w:pPr>
+        <w:ind w:left="2480" w:hanging="440"/>
+      </w:pPr>
+    </w:lvl>
+    <w:lvl w:ilvl="4" w:tplc="04090019" w:tentative="1">
+      <w:start w:val="1"/>
+      <w:numFmt w:val="lowerLetter"/>
+      <w:lvlText w:val="%5)"/>
+      <w:lvlJc w:val="left"/>
+      <w:pPr>
+        <w:ind w:left="2920" w:hanging="440"/>
+      </w:pPr>
+    </w:lvl>
+    <w:lvl w:ilvl="5" w:tplc="0409001B" w:tentative="1">
+      <w:start w:val="1"/>
+      <w:numFmt w:val="lowerRoman"/>
+      <w:lvlText w:val="%6."/>
+      <w:lvlJc w:val="right"/>
+      <w:pPr>
+        <w:ind w:left="3360" w:hanging="440"/>
+      </w:pPr>
+    </w:lvl>
+    <w:lvl w:ilvl="6" w:tplc="0409000F" w:tentative="1">
+      <w:start w:val="1"/>
+      <w:numFmt w:val="decimal"/>
+      <w:lvlText w:val="%7."/>
+      <w:lvlJc w:val="left"/>
+      <w:pPr>
+        <w:ind w:left="3800" w:hanging="440"/>
+      </w:pPr>
+    </w:lvl>
+    <w:lvl w:ilvl="7" w:tplc="04090019" w:tentative="1">
+      <w:start w:val="1"/>
+      <w:numFmt w:val="lowerLetter"/>
+      <w:lvlText w:val="%8)"/>
+      <w:lvlJc w:val="left"/>
+      <w:pPr>
+        <w:ind w:left="4240" w:hanging="440"/>
+      </w:pPr>
+    </w:lvl>
+    <w:lvl w:ilvl="8" w:tplc="0409001B" w:tentative="1">
+      <w:start w:val="1"/>
+      <w:numFmt w:val="lowerRoman"/>
+      <w:lvlText w:val="%9."/>
+      <w:lvlJc w:val="right"/>
+      <w:pPr>
+        <w:ind w:left="4680" w:hanging="440"/>
+      </w:pPr>
+    </w:lvl>
+  </w:abstractNum>
+  <w:abstractNum w:abstractNumId="5" w15:restartNumberingAfterBreak="0">
     <w:nsid w:val="7FD42C46"/>
     <w:multiLevelType w:val="hybridMultilevel"/>
     <w:tmpl w:val="772AF25C"/>
@@ -1935,7 +2761,7 @@
     </w:lvl>
   </w:abstractNum>
   <w:num w:numId="1" w16cid:durableId="540242344">
-    <w:abstractNumId w:val="3"/>
+    <w:abstractNumId w:val="5"/>
   </w:num>
   <w:num w:numId="2" w16cid:durableId="1307246618">
     <w:abstractNumId w:val="1"/>
@@ -1945,6 +2771,12 @@
   </w:num>
   <w:num w:numId="4" w16cid:durableId="306470321">
     <w:abstractNumId w:val="0"/>
+  </w:num>
+  <w:num w:numId="5" w16cid:durableId="2103136421">
+    <w:abstractNumId w:val="4"/>
+  </w:num>
+  <w:num w:numId="6" w16cid:durableId="1587687950">
+    <w:abstractNumId w:val="3"/>
   </w:num>
 </w:numbering>
 </file>
